--- a/FASE 2/EVIDENCIAS PROYECTO/EVIDENCIAS DE DOCUMENTACION/2- Levantamiento y especificación de requisitos/2- Especificacion_Requerimientos_CultureGo.docx
+++ b/FASE 2/EVIDENCIAS PROYECTO/EVIDENCIAS DE DOCUMENTACION/2- Levantamiento y especificación de requisitos/2- Especificacion_Requerimientos_CultureGo.docx
@@ -59,7 +59,7 @@
         <w:rPr>
           <w:rtl w:val="0"/>
         </w:rPr>
-        <w:t xml:space="preserve">Este documento detalla en fichas los 34 requerimientos funcionales (RF-01 a RF-34) y los 13 no funcionales vigentes de CultureGo. Toma como base la ERS v1.1 (IEEE 830) y conserva su numeración, prioridades y cotas de tiempo. </w:t>
+        <w:t xml:space="preserve">Este documento detalla en fichas los 34 requerimientos funcionales (RF-01 a RF-34) y los 13 no funcionales vigentes de CultureGo. Toma como base la ERS v2.0 (IEEE 830) y conserva su numeración, prioridades y cotas de tiempo. </w:t>
       </w:r>
     </w:p>
     <w:p>
@@ -33771,7 +33771,7 @@
               <w:rPr>
                 <w:rtl w:val="0"/>
               </w:rPr>
-              <w:t xml:space="preserve">En las pruebas de usabilidad</w:t>
+              <w:t xml:space="preserve">En las pruebas funcionales (QA-08)</w:t>
             </w:r>
           </w:p>
         </w:tc>
@@ -33816,7 +33816,7 @@
               <w:rPr>
                 <w:rtl w:val="0"/>
               </w:rPr>
-              <w:t xml:space="preserve">Inicio ofrece buscador, accesos por categoría y recomendados.</w:t>
+              <w:t xml:space="preserve">Inicio ofrece buscador, accesos por categoría y lugares destacados.</w:t>
             </w:r>
           </w:p>
         </w:tc>
@@ -35889,7 +35889,7 @@
               <w:rPr>
                 <w:rtl w:val="0"/>
               </w:rPr>
-              <w:t xml:space="preserve">Filtros y desplazamientos se actualizan en menos de 2 segundos.</w:t>
+              <w:t xml:space="preserve">Filtros y desplazamientos se actualizan en un máximo de 3 segundos.</w:t>
             </w:r>
           </w:p>
         </w:tc>
@@ -41311,7 +41311,7 @@
               <w:rPr>
                 <w:rtl w:val="0"/>
               </w:rPr>
-              <w:t xml:space="preserve">Al definir la paleta y en las pruebas de usabilidad</w:t>
+              <w:t xml:space="preserve">Al definir la paleta y en las pruebas funcionales (QA-22)</w:t>
             </w:r>
           </w:p>
         </w:tc>
